--- a/samples/report_full_latest.docx
+++ b/samples/report_full_latest.docx
@@ -371,7 +371,7 @@
                 <w:rFonts w:ascii="IBM Plex Sans Arabic" w:hAnsi="IBM Plex Sans Arabic" w:cs="IBM Plex Sans Arabic"/>
                 <w:rtl/>
               </w:rPr>
-              <w:t>2026-07-22</w:t>
+              <w:t>2026-07-28</w:t>
             </w:r>
           </w:p>
         </w:tc>
@@ -820,7 +820,7 @@
           <w:rFonts w:ascii="IBM Plex Sans Arabic" w:hAnsi="IBM Plex Sans Arabic" w:cs="IBM Plex Sans Arabic"/>
           <w:rtl/>
         </w:rPr>
-        <w:t>المصادر التي أسهمت فعلياً في هذا التشغيل: Pew Research Center (لقطة ساكنة مقرّبة)، Silk L1 requirements reference (‏official portals / EUR-Lex‏)، UN Comtrade، UN Comtrade (مخزن الحقائق).</w:t>
+        <w:t>المصادر التي أسهمت فعلياً في هذا التشغيل: GCC secretariat، Pew Research Center (لقطة ساكنة مقرّبة)، Silk L1 requirements reference (‏official portals / EUR-Lex‏)، UN Comtrade، UN Comtrade (مخزن الحقائق).</w:t>
       </w:r>
     </w:p>
     <w:p>
@@ -2072,7 +2072,7 @@
                 <w:rFonts w:ascii="IBM Plex Sans Arabic" w:hAnsi="IBM Plex Sans Arabic" w:cs="IBM Plex Sans Arabic"/>
                 <w:rtl/>
               </w:rPr>
-              <w:t>UN Comtrade | سُحب: 2026-07-22 | ثقة: عالية (‏90%‏)</w:t>
+              <w:t>UN Comtrade | سُحب: 2026-07-28 | ثقة: عالية (‏90%‏)</w:t>
             </w:r>
           </w:p>
         </w:tc>
@@ -2174,7 +2174,7 @@
                 <w:rFonts w:ascii="IBM Plex Sans Arabic" w:hAnsi="IBM Plex Sans Arabic" w:cs="IBM Plex Sans Arabic"/>
                 <w:rtl/>
               </w:rPr>
-              <w:t>UN Comtrade (مخزن الحقائق) | سُحب: 2026-07-22 | ثقة: عالية (‏90%‏)</w:t>
+              <w:t>UN Comtrade (مخزن الحقائق) | سُحب: 2026-07-28 | ثقة: عالية (‏90%‏)</w:t>
             </w:r>
           </w:p>
         </w:tc>
@@ -2272,7 +2272,7 @@
                 <w:rFonts w:ascii="IBM Plex Sans Arabic" w:hAnsi="IBM Plex Sans Arabic" w:cs="IBM Plex Sans Arabic"/>
                 <w:rtl/>
               </w:rPr>
-              <w:t>UN Comtrade (مخزن الحقائق) | سُحب: 2026-07-22 | ثقة: عالية (‏90%‏)</w:t>
+              <w:t>UN Comtrade (مخزن الحقائق) | سُحب: 2026-07-28 | ثقة: عالية (‏90%‏)</w:t>
             </w:r>
           </w:p>
         </w:tc>
@@ -3115,7 +3115,7 @@
                 <w:rFonts w:ascii="IBM Plex Sans Arabic" w:hAnsi="IBM Plex Sans Arabic" w:cs="IBM Plex Sans Arabic"/>
                 <w:rtl/>
               </w:rPr>
-              <w:t>UN Comtrade | سُحب: 2026-07-22 | ثقة: عالية (‏90%‏)</w:t>
+              <w:t>UN Comtrade | سُحب: 2026-07-28 | ثقة: عالية (‏90%‏)</w:t>
             </w:r>
           </w:p>
         </w:tc>
@@ -3216,7 +3216,7 @@
                 <w:rFonts w:ascii="IBM Plex Sans Arabic" w:hAnsi="IBM Plex Sans Arabic" w:cs="IBM Plex Sans Arabic"/>
                 <w:rtl/>
               </w:rPr>
-              <w:t>UN Comtrade | سُحب: 2026-07-22 | ثقة: عالية (‏90%‏)</w:t>
+              <w:t>UN Comtrade | سُحب: 2026-07-28 | ثقة: عالية (‏90%‏)</w:t>
             </w:r>
           </w:p>
         </w:tc>
@@ -3315,7 +3315,7 @@
                 <w:rFonts w:ascii="IBM Plex Sans Arabic" w:hAnsi="IBM Plex Sans Arabic" w:cs="IBM Plex Sans Arabic"/>
                 <w:rtl/>
               </w:rPr>
-              <w:t>UN Comtrade | سُحب: 2026-07-22 | ثقة: عالية (‏90%‏)</w:t>
+              <w:t>UN Comtrade | سُحب: 2026-07-28 | ثقة: عالية (‏90%‏)</w:t>
             </w:r>
           </w:p>
         </w:tc>
@@ -3786,7 +3786,7 @@
                 <w:rFonts w:ascii="IBM Plex Sans Arabic" w:hAnsi="IBM Plex Sans Arabic" w:cs="IBM Plex Sans Arabic"/>
                 <w:rtl/>
               </w:rPr>
-              <w:t>UN Comtrade (مخزن الحقائق) | سُحب: 2026-07-22 | ثقة: عالية (‏90%‏)</w:t>
+              <w:t>UN Comtrade (مخزن الحقائق) | سُحب: 2026-07-28 | ثقة: عالية (‏90%‏)</w:t>
             </w:r>
           </w:p>
         </w:tc>
@@ -3888,7 +3888,7 @@
                 <w:rFonts w:ascii="IBM Plex Sans Arabic" w:hAnsi="IBM Plex Sans Arabic" w:cs="IBM Plex Sans Arabic"/>
                 <w:rtl/>
               </w:rPr>
-              <w:t>UN Comtrade (مخزن الحقائق) | سُحب: 2026-07-22 | ثقة: عالية (‏85%‏)</w:t>
+              <w:t>UN Comtrade (مخزن الحقائق) | سُحب: 2026-07-28 | ثقة: عالية (‏85%‏)</w:t>
             </w:r>
           </w:p>
         </w:tc>
@@ -4597,7 +4597,7 @@
           <w:rFonts w:ascii="IBM Plex Sans Arabic" w:hAnsi="IBM Plex Sans Arabic" w:cs="IBM Plex Sans Arabic"/>
           <w:rtl/>
         </w:rPr>
-        <w:t>المصدر: Silk L1 requirements reference (‏official portals / EUR-Lex‏) | سُحب: 2026-07-22 | ثقة: عالية (‏80%‏)</w:t>
+        <w:t>المصدر: Silk L1 requirements reference (‏official portals / EUR-Lex‏) | سُحب: 2026-07-28 | ثقة: عالية (‏80%‏)</w:t>
       </w:r>
     </w:p>
     <w:p>
@@ -4611,7 +4611,7 @@
           <w:rFonts w:ascii="IBM Plex Sans Arabic" w:hAnsi="IBM Plex Sans Arabic" w:cs="IBM Plex Sans Arabic"/>
           <w:rtl/>
         </w:rPr>
-        <w:t>غير متوفر: التعريفة الجمركية المطبّقة: WITS غير متاح الآن (تعذّر الاتصال بالمصدر — خطأ تقني مؤقت</w:t>
+        <w:t>غير متوفر: التعريفة الجمركية المطبّقة: WITS غير متاح الآن (تعذّر تأمين الاتصال بالمصدر) لـHS080410 SAU←CHN 2023 — أعد المحاولة لاحقاً. | وWTO TTD أيضاً غير متاح: WTO TTD غير مُهيَّأ (‏WTO_TTD_API_KEY غير مضبوط‏) — فجوة معلنة، لا محاولة جلب بلا مفتاح</w:t>
       </w:r>
     </w:p>
     <w:p>
@@ -5958,6 +5958,19 @@
           <w:rFonts w:ascii="IBM Plex Sans Arabic" w:hAnsi="IBM Plex Sans Arabic" w:cs="IBM Plex Sans Arabic"/>
           <w:rtl/>
         </w:rPr>
+        <w:t>GCC secretariat: أسهم 1 من 1 محاولة</w:t>
+      </w:r>
+    </w:p>
+    <w:p>
+      <w:pPr>
+        <w:bidi/>
+        <w:jc w:val="start"/>
+      </w:pPr>
+      <w:r>
+        <w:rPr>
+          <w:rFonts w:ascii="IBM Plex Sans Arabic" w:hAnsi="IBM Plex Sans Arabic" w:cs="IBM Plex Sans Arabic"/>
+          <w:rtl/>
+        </w:rPr>
         <w:t>World Bank: أسهم 0 من 10 محاولة</w:t>
       </w:r>
     </w:p>

--- a/samples/report_full_latest.docx
+++ b/samples/report_full_latest.docx
@@ -371,7 +371,7 @@
                 <w:rFonts w:ascii="IBM Plex Sans Arabic" w:hAnsi="IBM Plex Sans Arabic" w:cs="IBM Plex Sans Arabic"/>
                 <w:rtl/>
               </w:rPr>
-              <w:t>2026-07-28</w:t>
+              <w:t>2026-07-29</w:t>
             </w:r>
           </w:p>
         </w:tc>
@@ -1260,7 +1260,7 @@
                 <w:rFonts w:ascii="IBM Plex Sans Arabic" w:hAnsi="IBM Plex Sans Arabic" w:cs="IBM Plex Sans Arabic"/>
                 <w:rtl/>
               </w:rPr>
-              <w:t>متوسط المتاح من: HHI/0.5، حصة الأكبر/100، عدد المرشّحين بالاسم/10 — الدرجة المستهلكة في المجموع هي (‏1 − الشدة‏)</w:t>
+              <w:t>متوسط المتاح من: HHI مقسوماً على 0.5، وحصة المورّد الأكبر مقسومةً على 100، وعدد المرشّحين بالاسم مقسوماً على 10 — الدرجة المستهلكة في المجموع هي (‏1 − الشدة‏)</w:t>
             </w:r>
           </w:p>
         </w:tc>
@@ -1640,7 +1640,7 @@
           <w:rFonts w:ascii="IBM Plex Sans Arabic" w:hAnsi="IBM Plex Sans Arabic" w:cs="IBM Plex Sans Arabic"/>
           <w:rtl/>
         </w:rPr>
-        <w:t>عمود شدة المنافسة ضعيف (‏37%‏) — متوسط المتاح من: HHI/0.5، حصة الأكبر/100، عدد المرشّحين بالاسم/10 — الدرجة المستهلكة في المجموع هي (‏1 − الشدة‏)</w:t>
+        <w:t>عمود شدة المنافسة ضعيف (‏37%‏) — متوسط المتاح من: HHI مقسوماً على 0.5، وحصة المورّد الأكبر مقسومةً على 100، وعدد المرشّحين بالاسم مقسوماً على 10 — الدرجة المستهلكة في المجموع هي (‏1 − الشدة‏)</w:t>
       </w:r>
     </w:p>
     <w:p>
@@ -2072,7 +2072,7 @@
                 <w:rFonts w:ascii="IBM Plex Sans Arabic" w:hAnsi="IBM Plex Sans Arabic" w:cs="IBM Plex Sans Arabic"/>
                 <w:rtl/>
               </w:rPr>
-              <w:t>UN Comtrade | سُحب: 2026-07-28 | ثقة: عالية (‏90%‏)</w:t>
+              <w:t>UN Comtrade | سُحب: 2026-07-29 | ثقة: عالية (‏90%‏)</w:t>
             </w:r>
           </w:p>
         </w:tc>
@@ -2174,7 +2174,7 @@
                 <w:rFonts w:ascii="IBM Plex Sans Arabic" w:hAnsi="IBM Plex Sans Arabic" w:cs="IBM Plex Sans Arabic"/>
                 <w:rtl/>
               </w:rPr>
-              <w:t>UN Comtrade (مخزن الحقائق) | سُحب: 2026-07-28 | ثقة: عالية (‏90%‏)</w:t>
+              <w:t>UN Comtrade (مخزن الحقائق) | سُحب: 2026-07-29 | ثقة: عالية (‏90%‏)</w:t>
             </w:r>
           </w:p>
         </w:tc>
@@ -2272,7 +2272,7 @@
                 <w:rFonts w:ascii="IBM Plex Sans Arabic" w:hAnsi="IBM Plex Sans Arabic" w:cs="IBM Plex Sans Arabic"/>
                 <w:rtl/>
               </w:rPr>
-              <w:t>UN Comtrade (مخزن الحقائق) | سُحب: 2026-07-28 | ثقة: عالية (‏90%‏)</w:t>
+              <w:t>UN Comtrade (مخزن الحقائق) | سُحب: 2026-07-29 | ثقة: عالية (‏90%‏)</w:t>
             </w:r>
           </w:p>
         </w:tc>
@@ -3115,7 +3115,7 @@
                 <w:rFonts w:ascii="IBM Plex Sans Arabic" w:hAnsi="IBM Plex Sans Arabic" w:cs="IBM Plex Sans Arabic"/>
                 <w:rtl/>
               </w:rPr>
-              <w:t>UN Comtrade | سُحب: 2026-07-28 | ثقة: عالية (‏90%‏)</w:t>
+              <w:t>UN Comtrade | سُحب: 2026-07-29 | ثقة: عالية (‏90%‏)</w:t>
             </w:r>
           </w:p>
         </w:tc>
@@ -3216,7 +3216,7 @@
                 <w:rFonts w:ascii="IBM Plex Sans Arabic" w:hAnsi="IBM Plex Sans Arabic" w:cs="IBM Plex Sans Arabic"/>
                 <w:rtl/>
               </w:rPr>
-              <w:t>UN Comtrade | سُحب: 2026-07-28 | ثقة: عالية (‏90%‏)</w:t>
+              <w:t>UN Comtrade | سُحب: 2026-07-29 | ثقة: عالية (‏90%‏)</w:t>
             </w:r>
           </w:p>
         </w:tc>
@@ -3315,7 +3315,7 @@
                 <w:rFonts w:ascii="IBM Plex Sans Arabic" w:hAnsi="IBM Plex Sans Arabic" w:cs="IBM Plex Sans Arabic"/>
                 <w:rtl/>
               </w:rPr>
-              <w:t>UN Comtrade | سُحب: 2026-07-28 | ثقة: عالية (‏90%‏)</w:t>
+              <w:t>UN Comtrade | سُحب: 2026-07-29 | ثقة: عالية (‏90%‏)</w:t>
             </w:r>
           </w:p>
         </w:tc>
@@ -3786,7 +3786,7 @@
                 <w:rFonts w:ascii="IBM Plex Sans Arabic" w:hAnsi="IBM Plex Sans Arabic" w:cs="IBM Plex Sans Arabic"/>
                 <w:rtl/>
               </w:rPr>
-              <w:t>UN Comtrade (مخزن الحقائق) | سُحب: 2026-07-28 | ثقة: عالية (‏90%‏)</w:t>
+              <w:t>UN Comtrade (مخزن الحقائق) | سُحب: 2026-07-29 | ثقة: عالية (‏90%‏)</w:t>
             </w:r>
           </w:p>
         </w:tc>
@@ -3888,7 +3888,7 @@
                 <w:rFonts w:ascii="IBM Plex Sans Arabic" w:hAnsi="IBM Plex Sans Arabic" w:cs="IBM Plex Sans Arabic"/>
                 <w:rtl/>
               </w:rPr>
-              <w:t>UN Comtrade (مخزن الحقائق) | سُحب: 2026-07-28 | ثقة: عالية (‏85%‏)</w:t>
+              <w:t>UN Comtrade (مخزن الحقائق) | سُحب: 2026-07-29 | ثقة: عالية (‏85%‏)</w:t>
             </w:r>
           </w:p>
         </w:tc>
@@ -4597,7 +4597,7 @@
           <w:rFonts w:ascii="IBM Plex Sans Arabic" w:hAnsi="IBM Plex Sans Arabic" w:cs="IBM Plex Sans Arabic"/>
           <w:rtl/>
         </w:rPr>
-        <w:t>المصدر: Silk L1 requirements reference (‏official portals / EUR-Lex‏) | سُحب: 2026-07-28 | ثقة: عالية (‏80%‏)</w:t>
+        <w:t>المصدر: Silk L1 requirements reference (‏official portals / EUR-Lex‏) | سُحب: 2026-07-29 | ثقة: عالية (‏80%‏)</w:t>
       </w:r>
     </w:p>
     <w:p>
